--- a/Figures/MainFigures/Table1/Table1.docx
+++ b/Figures/MainFigures/Table1/Table1.docx
@@ -83,7 +83,7 @@
                 <w:rFonts w:ascii="Calibri" w:hAnsi="Calibri"/>
                 <w:sz w:val="20"/>
               </w:rPr>
-              <w:t xml:space="preserve">N = 5</w:t>
+              <w:t xml:space="preserve">N = 8</w:t>
             </w:r>
             <w:r>
               <w:rPr>
@@ -136,7 +136,7 @@
                 <w:rFonts w:ascii="Calibri" w:hAnsi="Calibri"/>
                 <w:sz w:val="20"/>
               </w:rPr>
-              <w:t xml:space="preserve">N = 5</w:t>
+              <w:t xml:space="preserve">N = 8</w:t>
             </w:r>
             <w:r>
               <w:rPr>
@@ -190,7 +190,7 @@
                 <w:rFonts w:ascii="Calibri" w:hAnsi="Calibri"/>
                 <w:sz w:val="20"/>
               </w:rPr>
-              <w:t xml:space="preserve">N = 5</w:t>
+              <w:t xml:space="preserve">N = 7</w:t>
             </w:r>
             <w:r>
               <w:rPr>
@@ -252,7 +252,7 @@
                 <w:rFonts w:ascii="Calibri" w:hAnsi="Calibri"/>
                 <w:sz w:val="20"/>
               </w:rPr>
-              <w:t xml:space="default">3 (60%)</w:t>
+              <w:t xml:space="default">5 (63%)</w:t>
             </w:r>
           </w:p>
         </w:tc>
@@ -276,7 +276,7 @@
                 <w:rFonts w:ascii="Calibri" w:hAnsi="Calibri"/>
                 <w:sz w:val="20"/>
               </w:rPr>
-              <w:t xml:space="default">4 (80%)</w:t>
+              <w:t xml:space="default">4 (50%)</w:t>
             </w:r>
           </w:p>
         </w:tc>
@@ -300,7 +300,7 @@
                 <w:rFonts w:ascii="Calibri" w:hAnsi="Calibri"/>
                 <w:sz w:val="20"/>
               </w:rPr>
-              <w:t xml:space="default">1 (20%)</w:t>
+              <w:t xml:space="default">2 (29%)</w:t>
             </w:r>
           </w:p>
         </w:tc>
@@ -401,7 +401,7 @@
                 <w:rFonts w:ascii="Calibri" w:hAnsi="Calibri"/>
                 <w:sz w:val="20"/>
               </w:rPr>
-              <w:t xml:space="default">19,096 (15,569, 44,761)</w:t>
+              <w:t xml:space="default">18,227 (14,125, 44,761)</w:t>
             </w:r>
           </w:p>
         </w:tc>
@@ -579,7 +579,7 @@
                 <w:rFonts w:ascii="Calibri" w:hAnsi="Calibri"/>
                 <w:sz w:val="20"/>
               </w:rPr>
-              <w:t xml:space="default">577 (556, 604)</w:t>
+              <w:t xml:space="default">579 (521, 737)</w:t>
             </w:r>
           </w:p>
         </w:tc>
@@ -603,7 +603,7 @@
                 <w:rFonts w:ascii="Calibri" w:hAnsi="Calibri"/>
                 <w:sz w:val="20"/>
               </w:rPr>
-              <w:t xml:space="default">489 (398, 540)</w:t>
+              <w:t xml:space="default">398 (282, 540)</w:t>
             </w:r>
           </w:p>
         </w:tc>
@@ -656,7 +656,7 @@
                 <w:rFonts w:ascii="Calibri" w:hAnsi="Calibri"/>
                 <w:sz w:val="20"/>
               </w:rPr>
-              <w:t xml:space="default">39.90 (39.00, 40.30)</w:t>
+              <w:t xml:space="default">39.95 (39.30, 40.50)</w:t>
             </w:r>
           </w:p>
         </w:tc>
@@ -680,7 +680,7 @@
                 <w:rFonts w:ascii="Calibri" w:hAnsi="Calibri"/>
                 <w:sz w:val="20"/>
               </w:rPr>
-              <w:t xml:space="default">39.40 (38.40, 41.60)</w:t>
+              <w:t xml:space="default">38.90 (38.20, 41.35)</w:t>
             </w:r>
           </w:p>
         </w:tc>
@@ -704,7 +704,7 @@
                 <w:rFonts w:ascii="Calibri" w:hAnsi="Calibri"/>
                 <w:sz w:val="20"/>
               </w:rPr>
-              <w:t xml:space="default">40.00 (39.10, 40.60)</w:t>
+              <w:t xml:space="default">40.00 (37.60, 40.60)</w:t>
             </w:r>
           </w:p>
         </w:tc>
